--- a/templates/davo-ariza-aliment-kamaytirish.uz_latin.docx
+++ b/templates/davo-ariza-aliment-kamaytirish.uz_latin.docx
@@ -4,35 +4,8 @@
   <w:body>
     <w:p>
       <w:pPr>
-        <w:spacing w:after="80"/>
-        <w:jc w:val="right"/>
-      </w:pPr>
-      <w:r>
-        <w:rPr>
-          <w:rFonts w:ascii="Times New Roman" w:cs="Times New Roman" w:eastAsia="Times New Roman" w:hAnsi="Times New Roman"/>
-          <w:sz w:val="24"/>
-          <w:szCs w:val="24"/>
-        </w:rPr>
-        <w:t xml:space="preserve">Fuqarolik ishlari bo‘yicha {{court_name}} tumanlararo sudi raisi {{judge_name}} ga</w:t>
-      </w:r>
-    </w:p>
-    <w:p>
-      <w:pPr>
-        <w:spacing w:after="80"/>
-        <w:jc w:val="left"/>
-      </w:pPr>
-      <w:r>
-        <w:rPr>
-          <w:rFonts w:ascii="Times New Roman" w:cs="Times New Roman" w:eastAsia="Times New Roman" w:hAnsi="Times New Roman"/>
-          <w:sz w:val="24"/>
-          <w:szCs w:val="24"/>
-        </w:rPr>
-        <w:t xml:space="preserve"/>
-      </w:r>
-    </w:p>
-    <w:p>
-      <w:pPr>
-        <w:spacing w:after="80"/>
+        <w:spacing w:after="0"/>
+        <w:ind w:left="5400"/>
         <w:jc w:val="left"/>
       </w:pPr>
       <w:r>
@@ -40,65 +13,18 @@
           <w:rFonts w:ascii="Times New Roman" w:cs="Times New Roman" w:eastAsia="Times New Roman" w:hAnsi="Times New Roman"/>
           <w:b/>
           <w:bCs/>
-          <w:sz w:val="24"/>
-          <w:szCs w:val="24"/>
-        </w:rPr>
-        <w:t xml:space="preserve">Da’vogar: </w:t>
-      </w:r>
-      <w:r>
-        <w:rPr>
-          <w:rFonts w:ascii="Times New Roman" w:cs="Times New Roman" w:eastAsia="Times New Roman" w:hAnsi="Times New Roman"/>
-          <w:sz w:val="24"/>
-          <w:szCs w:val="24"/>
-        </w:rPr>
-        <w:t xml:space="preserve">{{plaintiff_fio}}</w:t>
-      </w:r>
-    </w:p>
-    <w:p>
-      <w:pPr>
-        <w:spacing w:after="80"/>
-        <w:jc w:val="left"/>
-      </w:pPr>
-      <w:r>
-        <w:rPr>
-          <w:rFonts w:ascii="Times New Roman" w:cs="Times New Roman" w:eastAsia="Times New Roman" w:hAnsi="Times New Roman"/>
-          <w:sz w:val="24"/>
-          <w:szCs w:val="24"/>
-        </w:rPr>
-        <w:t xml:space="preserve">{{plaintiff_address}}</w:t>
-      </w:r>
-    </w:p>
-    <w:p>
-      <w:pPr>
-        <w:spacing w:after="80"/>
-        <w:jc w:val="left"/>
-      </w:pPr>
-      <w:r>
-        <w:rPr>
-          <w:rFonts w:ascii="Times New Roman" w:cs="Times New Roman" w:eastAsia="Times New Roman" w:hAnsi="Times New Roman"/>
-          <w:sz w:val="24"/>
-          <w:szCs w:val="24"/>
-        </w:rPr>
-        <w:t xml:space="preserve">Telefon: {{plaintiff_phone}}</w:t>
-      </w:r>
-    </w:p>
-    <w:p>
-      <w:pPr>
-        <w:spacing w:after="80"/>
-        <w:jc w:val="left"/>
-      </w:pPr>
-      <w:r>
-        <w:rPr>
-          <w:rFonts w:ascii="Times New Roman" w:cs="Times New Roman" w:eastAsia="Times New Roman" w:hAnsi="Times New Roman"/>
-          <w:sz w:val="24"/>
-          <w:szCs w:val="24"/>
-        </w:rPr>
-        <w:t xml:space="preserve"/>
-      </w:r>
-    </w:p>
-    <w:p>
-      <w:pPr>
-        <w:spacing w:after="80"/>
+          <w:i/>
+          <w:iCs/>
+          <w:sz w:val="24"/>
+          <w:szCs w:val="24"/>
+        </w:rPr>
+        <w:t xml:space="preserve">Fuqarolik ishlari bo‘yicha {{court_name}}</w:t>
+      </w:r>
+    </w:p>
+    <w:p>
+      <w:pPr>
+        <w:spacing w:after="80"/>
+        <w:ind w:left="5400"/>
         <w:jc w:val="left"/>
       </w:pPr>
       <w:r>
@@ -106,46 +32,12 @@
           <w:rFonts w:ascii="Times New Roman" w:cs="Times New Roman" w:eastAsia="Times New Roman" w:hAnsi="Times New Roman"/>
           <w:b/>
           <w:bCs/>
-          <w:sz w:val="24"/>
-          <w:szCs w:val="24"/>
-        </w:rPr>
-        <w:t xml:space="preserve">Javobgar: </w:t>
-      </w:r>
-      <w:r>
-        <w:rPr>
-          <w:rFonts w:ascii="Times New Roman" w:cs="Times New Roman" w:eastAsia="Times New Roman" w:hAnsi="Times New Roman"/>
-          <w:sz w:val="24"/>
-          <w:szCs w:val="24"/>
-        </w:rPr>
-        <w:t xml:space="preserve">{{defendant_fio}}</w:t>
-      </w:r>
-    </w:p>
-    <w:p>
-      <w:pPr>
-        <w:spacing w:after="80"/>
-        <w:jc w:val="left"/>
-      </w:pPr>
-      <w:r>
-        <w:rPr>
-          <w:rFonts w:ascii="Times New Roman" w:cs="Times New Roman" w:eastAsia="Times New Roman" w:hAnsi="Times New Roman"/>
-          <w:sz w:val="24"/>
-          <w:szCs w:val="24"/>
-        </w:rPr>
-        <w:t xml:space="preserve">{{defendant_address}}</w:t>
-      </w:r>
-    </w:p>
-    <w:p>
-      <w:pPr>
-        <w:spacing w:after="80"/>
-        <w:jc w:val="left"/>
-      </w:pPr>
-      <w:r>
-        <w:rPr>
-          <w:rFonts w:ascii="Times New Roman" w:cs="Times New Roman" w:eastAsia="Times New Roman" w:hAnsi="Times New Roman"/>
-          <w:sz w:val="24"/>
-          <w:szCs w:val="24"/>
-        </w:rPr>
-        <w:t xml:space="preserve">Telefon: {{defendant_phone}}</w:t>
+          <w:i/>
+          <w:iCs/>
+          <w:sz w:val="24"/>
+          <w:szCs w:val="24"/>
+        </w:rPr>
+        <w:t xml:space="preserve">tumanlararo sudi raisi {{judge_name}}ga</w:t>
       </w:r>
     </w:p>
     <w:p>
@@ -164,9 +56,16 @@
     </w:p>
     <w:p>
       <w:pPr>
-        <w:spacing w:after="80"/>
-        <w:jc w:val="center"/>
-      </w:pPr>
+        <w:tabs>
+          <w:tab w:val="right" w:pos="5120"/>
+          <w:tab w:val="left" w:pos="5400"/>
+        </w:tabs>
+        <w:spacing w:after="0"/>
+        <w:jc w:val="left"/>
+      </w:pPr>
+      <w:r>
+        <w:tab/>
+      </w:r>
       <w:r>
         <w:rPr>
           <w:rFonts w:ascii="Times New Roman" w:cs="Times New Roman" w:eastAsia="Times New Roman" w:hAnsi="Times New Roman"/>
@@ -175,23 +74,63 @@
           <w:sz w:val="24"/>
           <w:szCs w:val="24"/>
         </w:rPr>
-        <w:t xml:space="preserve">DA’VO ARIZA</w:t>
-      </w:r>
-    </w:p>
-    <w:p>
-      <w:pPr>
-        <w:spacing w:after="80"/>
-        <w:jc w:val="center"/>
-      </w:pPr>
-      <w:r>
-        <w:rPr>
-          <w:rFonts w:ascii="Times New Roman" w:cs="Times New Roman" w:eastAsia="Times New Roman" w:hAnsi="Times New Roman"/>
-          <w:i/>
-          <w:iCs/>
-          <w:sz w:val="24"/>
-          <w:szCs w:val="24"/>
-        </w:rPr>
-        <w:t xml:space="preserve">(ALIMENT MIQDORINI KAMAYTIRISh HAQIDA)</w:t>
+        <w:t xml:space="preserve">Da’vogar:</w:t>
+      </w:r>
+      <w:r>
+        <w:tab/>
+      </w:r>
+      <w:r>
+        <w:rPr>
+          <w:rFonts w:ascii="Times New Roman" w:cs="Times New Roman" w:eastAsia="Times New Roman" w:hAnsi="Times New Roman"/>
+          <w:sz w:val="24"/>
+          <w:szCs w:val="24"/>
+        </w:rPr>
+        <w:t xml:space="preserve">{{plaintiff_fio}}</w:t>
+      </w:r>
+    </w:p>
+    <w:p>
+      <w:pPr>
+        <w:spacing w:after="0"/>
+        <w:ind w:left="5400"/>
+        <w:jc w:val="left"/>
+      </w:pPr>
+      <w:r>
+        <w:rPr>
+          <w:rFonts w:ascii="Times New Roman" w:cs="Times New Roman" w:eastAsia="Times New Roman" w:hAnsi="Times New Roman"/>
+          <w:sz w:val="24"/>
+          <w:szCs w:val="24"/>
+        </w:rPr>
+        <w:t xml:space="preserve">{{plaintiff_address_line1}}</w:t>
+      </w:r>
+    </w:p>
+    <w:p>
+      <w:pPr>
+        <w:spacing w:after="0"/>
+        <w:ind w:left="5400"/>
+        <w:jc w:val="left"/>
+      </w:pPr>
+      <w:r>
+        <w:rPr>
+          <w:rFonts w:ascii="Times New Roman" w:cs="Times New Roman" w:eastAsia="Times New Roman" w:hAnsi="Times New Roman"/>
+          <w:sz w:val="24"/>
+          <w:szCs w:val="24"/>
+        </w:rPr>
+        <w:t xml:space="preserve">{{plaintiff_address_line2}}</w:t>
+      </w:r>
+    </w:p>
+    <w:p>
+      <w:pPr>
+        <w:spacing w:after="80"/>
+        <w:ind w:left="5400"/>
+        <w:jc w:val="left"/>
+      </w:pPr>
+      <w:r>
+        <w:rPr>
+          <w:rFonts w:ascii="Times New Roman" w:cs="Times New Roman" w:eastAsia="Times New Roman" w:hAnsi="Times New Roman"/>
+          <w:sz w:val="24"/>
+          <w:szCs w:val="24"/>
+        </w:rPr>
+        <w:t xml:space="preserve">Telefon: {{plaintiff_phone}}</w:t>
       </w:r>
     </w:p>
     <w:p>
@@ -210,37 +149,16 @@
     </w:p>
     <w:p>
       <w:pPr>
-        <w:spacing w:after="80"/>
-        <w:jc w:val="both"/>
-      </w:pPr>
-      <w:r>
-        <w:rPr>
-          <w:rFonts w:ascii="Times New Roman" w:cs="Times New Roman" w:eastAsia="Times New Roman" w:hAnsi="Times New Roman"/>
-          <w:sz w:val="24"/>
-          <w:szCs w:val="24"/>
-        </w:rPr>
-        <w:t xml:space="preserve">Birinchi turmush o‘rtog‘i {{first_spouse_fio}} bilan birgalikdagi turmushlarimizdan {{first_children_count}} nafar farzandmiz bor, fuqarolik ishlari bo‘yicha {{court_name}} tumanlararo sudining {{first_order_date}}dagi sud buyrug‘iga asosan {{first_children_count}} nafar farzandimning ta’minoti uchun oylik ish haqi va boshqa daromadining {{first_alimony_share}} qismi miqdorida aliment undirilgan, javobgar (ikkinchi turmush o‘rtog‘im) {{second_spouse_fio}} bilan birgalikdagi turmushmizdan {{second_children_count}} nafar farzandmiz bor, sudining {{second_order_date}}dagi sud buyrug‘iga asosan farzandlarining ta’minoti uchun oylik ish haqi va boshqa daromadining {{second_alimony_share}} qismi miqdorida aliment undirish belgilangan, hozirgi kunda yuqoridagi sud qarorlariga asosan ikkala oilamda bo‘lgan {{total_children_count}} nafar farzandlarimning ta’minoti uchun to‘lanadigan alimentlarning miqdori qonunda {{total_children_count}} nafar farzandlar uchun undirilishi belgilangan aliment miqdoridan oshib ketgan, ushbu sud qarorlari bo‘yicha undirilishi lozim bo‘lgan aliment miqdorlarini qonunga muvofiqlashtirib, {{first_spouse_fio}} va {{second_spouse_fio}}larga undirilayotgan aliment miqdorini qonunda belgilangan tartibda kamaytirishni so‘rayman.</w:t>
-      </w:r>
-    </w:p>
-    <w:p>
-      <w:pPr>
-        <w:spacing w:after="80"/>
-        <w:jc w:val="left"/>
-      </w:pPr>
-      <w:r>
-        <w:rPr>
-          <w:rFonts w:ascii="Times New Roman" w:cs="Times New Roman" w:eastAsia="Times New Roman" w:hAnsi="Times New Roman"/>
-          <w:sz w:val="24"/>
-          <w:szCs w:val="24"/>
-        </w:rPr>
-        <w:t xml:space="preserve"/>
-      </w:r>
-    </w:p>
-    <w:p>
-      <w:pPr>
-        <w:spacing w:after="80"/>
-        <w:jc w:val="left"/>
-      </w:pPr>
+        <w:tabs>
+          <w:tab w:val="right" w:pos="5120"/>
+          <w:tab w:val="left" w:pos="5400"/>
+        </w:tabs>
+        <w:spacing w:after="0"/>
+        <w:jc w:val="left"/>
+      </w:pPr>
+      <w:r>
+        <w:tab/>
+      </w:r>
       <w:r>
         <w:rPr>
           <w:rFonts w:ascii="Times New Roman" w:cs="Times New Roman" w:eastAsia="Times New Roman" w:hAnsi="Times New Roman"/>
@@ -249,7 +167,63 @@
           <w:sz w:val="24"/>
           <w:szCs w:val="24"/>
         </w:rPr>
-        <w:t xml:space="preserve">Ilovalar:</w:t>
+        <w:t xml:space="preserve">Javobgar:</w:t>
+      </w:r>
+      <w:r>
+        <w:tab/>
+      </w:r>
+      <w:r>
+        <w:rPr>
+          <w:rFonts w:ascii="Times New Roman" w:cs="Times New Roman" w:eastAsia="Times New Roman" w:hAnsi="Times New Roman"/>
+          <w:sz w:val="24"/>
+          <w:szCs w:val="24"/>
+        </w:rPr>
+        <w:t xml:space="preserve">{{defendant_fio}}</w:t>
+      </w:r>
+    </w:p>
+    <w:p>
+      <w:pPr>
+        <w:spacing w:after="0"/>
+        <w:ind w:left="5400"/>
+        <w:jc w:val="left"/>
+      </w:pPr>
+      <w:r>
+        <w:rPr>
+          <w:rFonts w:ascii="Times New Roman" w:cs="Times New Roman" w:eastAsia="Times New Roman" w:hAnsi="Times New Roman"/>
+          <w:sz w:val="24"/>
+          <w:szCs w:val="24"/>
+        </w:rPr>
+        <w:t xml:space="preserve">{{defendant_address_line1}}</w:t>
+      </w:r>
+    </w:p>
+    <w:p>
+      <w:pPr>
+        <w:spacing w:after="0"/>
+        <w:ind w:left="5400"/>
+        <w:jc w:val="left"/>
+      </w:pPr>
+      <w:r>
+        <w:rPr>
+          <w:rFonts w:ascii="Times New Roman" w:cs="Times New Roman" w:eastAsia="Times New Roman" w:hAnsi="Times New Roman"/>
+          <w:sz w:val="24"/>
+          <w:szCs w:val="24"/>
+        </w:rPr>
+        <w:t xml:space="preserve">{{defendant_address_line2}}</w:t>
+      </w:r>
+    </w:p>
+    <w:p>
+      <w:pPr>
+        <w:spacing w:after="80"/>
+        <w:ind w:left="5400"/>
+        <w:jc w:val="left"/>
+      </w:pPr>
+      <w:r>
+        <w:rPr>
+          <w:rFonts w:ascii="Times New Roman" w:cs="Times New Roman" w:eastAsia="Times New Roman" w:hAnsi="Times New Roman"/>
+          <w:sz w:val="24"/>
+          <w:szCs w:val="24"/>
+        </w:rPr>
+        <w:t xml:space="preserve">Telefon: {{defendant_phone}}</w:t>
       </w:r>
     </w:p>
     <w:p>
@@ -268,8 +242,8 @@
     </w:p>
     <w:p>
       <w:pPr>
-        <w:spacing w:after="80"/>
-        <w:jc w:val="left"/>
+        <w:spacing w:after="0"/>
+        <w:jc w:val="center"/>
       </w:pPr>
       <w:r>
         <w:rPr>
@@ -279,16 +253,73 @@
           <w:sz w:val="24"/>
           <w:szCs w:val="24"/>
         </w:rPr>
-        <w:t xml:space="preserve">Da’vogar: </w:t>
-      </w:r>
-      <w:r>
-        <w:rPr>
-          <w:rFonts w:ascii="Times New Roman" w:cs="Times New Roman" w:eastAsia="Times New Roman" w:hAnsi="Times New Roman"/>
-          <w:sz w:val="24"/>
-          <w:szCs w:val="24"/>
-        </w:rPr>
-        <w:t xml:space="preserve">_________ (imzo)            </w:t>
-      </w:r>
+        <w:t xml:space="preserve">DA’VO ARIZA</w:t>
+      </w:r>
+    </w:p>
+    <w:p>
+      <w:pPr>
+        <w:spacing w:after="80"/>
+        <w:jc w:val="center"/>
+      </w:pPr>
+      <w:r>
+        <w:rPr>
+          <w:rFonts w:ascii="Times New Roman" w:cs="Times New Roman" w:eastAsia="Times New Roman" w:hAnsi="Times New Roman"/>
+          <w:i/>
+          <w:iCs/>
+          <w:sz w:val="24"/>
+          <w:szCs w:val="24"/>
+        </w:rPr>
+        <w:t xml:space="preserve">(ALIMENT MIQDORINI KAMAYTIRISH HAQIDA)</w:t>
+      </w:r>
+    </w:p>
+    <w:p>
+      <w:pPr>
+        <w:spacing w:after="80"/>
+        <w:jc w:val="left"/>
+      </w:pPr>
+      <w:r>
+        <w:rPr>
+          <w:rFonts w:ascii="Times New Roman" w:cs="Times New Roman" w:eastAsia="Times New Roman" w:hAnsi="Times New Roman"/>
+          <w:sz w:val="24"/>
+          <w:szCs w:val="24"/>
+        </w:rPr>
+        <w:t xml:space="preserve"/>
+      </w:r>
+    </w:p>
+    <w:p>
+      <w:pPr>
+        <w:spacing w:after="80"/>
+        <w:ind w:firstLine="720"/>
+        <w:jc w:val="both"/>
+      </w:pPr>
+      <w:r>
+        <w:rPr>
+          <w:rFonts w:ascii="Times New Roman" w:cs="Times New Roman" w:eastAsia="Times New Roman" w:hAnsi="Times New Roman"/>
+          <w:sz w:val="24"/>
+          <w:szCs w:val="24"/>
+        </w:rPr>
+        <w:t xml:space="preserve">Birinchi turmush o‘rtog‘i {{first_spouse_fio}} bilan birgalikdagi turmushlarimizdan {{first_children_count}} nafar farzandmiz bor, fuqarolik ishlari bo‘yicha {{court_name}} tumanlararo sudining {{first_order_year}} yil {{first_order_month}} oyining {{first_order_day}} kunidagi sud buyrug‘iga asosan {{first_children_count}} nafar farzandimning ta’minoti uchun oylik ish haqi va boshqa daromadining {{first_alimony_share}} qismi miqdorida aliment undirilgan, javobgar (ikkinchi turmush o‘rtog‘im) {{second_spouse_fio}} bilan birgalikdagi turmushmizdan {{second_children_count}} nafar farzandmiz bor, sudining {{second_order_year}} yil {{second_order_month}} oyining {{second_order_day}} kunidagi sud buyrug‘iga asosan farzandlarining ta’minoti uchun oylik ish haqi va boshqa daromadining {{second_alimony_share}} qismi miqdorida aliment undirish belgilangan, hozirgi kunda yuqoridagi sud qarorlariga asosan ikkala oilamda bo‘lgan {{total_children_count}} nafar farzandlarimning ta’minoti uchun to‘lanadigan alimentlarning miqdori qonunda {{total_children_count}} nafar farzandlar uchun undirilishi belgilangan aliment miqdoridan oshib ketgan, ushbu sud qarorlari bo‘yicha undirilishi lozim bo‘lgan aliment miqdorlarini qonunga muvofiqlashtirib, {{first_spouse_fio}} va {{second_spouse_fio}}larga undirilayotgan aliment miqdorini qonunda belgilangan tartibda kamaytirishni so‘rayman.</w:t>
+      </w:r>
+    </w:p>
+    <w:p>
+      <w:pPr>
+        <w:spacing w:after="80"/>
+        <w:jc w:val="left"/>
+      </w:pPr>
+      <w:r>
+        <w:rPr>
+          <w:rFonts w:ascii="Times New Roman" w:cs="Times New Roman" w:eastAsia="Times New Roman" w:hAnsi="Times New Roman"/>
+          <w:sz w:val="24"/>
+          <w:szCs w:val="24"/>
+        </w:rPr>
+        <w:t xml:space="preserve"/>
+      </w:r>
+    </w:p>
+    <w:p>
+      <w:pPr>
+        <w:spacing w:after="80"/>
+        <w:jc w:val="left"/>
+      </w:pPr>
       <w:r>
         <w:rPr>
           <w:rFonts w:ascii="Times New Roman" w:cs="Times New Roman" w:eastAsia="Times New Roman" w:hAnsi="Times New Roman"/>
@@ -297,6 +328,54 @@
           <w:sz w:val="24"/>
           <w:szCs w:val="24"/>
         </w:rPr>
+        <w:t xml:space="preserve">Ilovalar:</w:t>
+      </w:r>
+    </w:p>
+    <w:p>
+      <w:pPr>
+        <w:spacing w:after="80"/>
+        <w:jc w:val="left"/>
+      </w:pPr>
+      <w:r>
+        <w:rPr>
+          <w:rFonts w:ascii="Times New Roman" w:cs="Times New Roman" w:eastAsia="Times New Roman" w:hAnsi="Times New Roman"/>
+          <w:sz w:val="24"/>
+          <w:szCs w:val="24"/>
+        </w:rPr>
+        <w:t xml:space="preserve"/>
+      </w:r>
+    </w:p>
+    <w:p>
+      <w:pPr>
+        <w:spacing w:after="80"/>
+        <w:jc w:val="left"/>
+      </w:pPr>
+      <w:r>
+        <w:rPr>
+          <w:rFonts w:ascii="Times New Roman" w:cs="Times New Roman" w:eastAsia="Times New Roman" w:hAnsi="Times New Roman"/>
+          <w:b/>
+          <w:bCs/>
+          <w:sz w:val="24"/>
+          <w:szCs w:val="24"/>
+        </w:rPr>
+        <w:t xml:space="preserve">Da’vogar:</w:t>
+      </w:r>
+      <w:r>
+        <w:rPr>
+          <w:rFonts w:ascii="Times New Roman" w:cs="Times New Roman" w:eastAsia="Times New Roman" w:hAnsi="Times New Roman"/>
+          <w:sz w:val="24"/>
+          <w:szCs w:val="24"/>
+        </w:rPr>
+        <w:t xml:space="preserve">                 (imzo)        </w:t>
+      </w:r>
+      <w:r>
+        <w:rPr>
+          <w:rFonts w:ascii="Times New Roman" w:cs="Times New Roman" w:eastAsia="Times New Roman" w:hAnsi="Times New Roman"/>
+          <w:b/>
+          <w:bCs/>
+          <w:sz w:val="24"/>
+          <w:szCs w:val="24"/>
+        </w:rPr>
         <w:t xml:space="preserve">{{plaintiff_fio}}</w:t>
       </w:r>
     </w:p>
@@ -316,179 +395,121 @@
     </w:p>
     <w:p>
       <w:pPr>
-        <w:spacing w:after="80"/>
-        <w:jc w:val="left"/>
-      </w:pPr>
-      <w:r>
-        <w:rPr>
-          <w:rFonts w:ascii="Times New Roman" w:cs="Times New Roman" w:eastAsia="Times New Roman" w:hAnsi="Times New Roman"/>
-          <w:i/>
-          <w:iCs/>
-          <w:sz w:val="24"/>
-          <w:szCs w:val="24"/>
-        </w:rPr>
-        <w:t xml:space="preserve">Da’vo arizaga quyidagi hujjatlar ilova qilinishi lozim:</w:t>
-      </w:r>
-    </w:p>
-    <w:p>
-      <w:pPr>
-        <w:spacing w:after="80"/>
-        <w:jc w:val="left"/>
-      </w:pPr>
-      <w:r>
-        <w:rPr>
-          <w:rFonts w:ascii="Times New Roman" w:cs="Times New Roman" w:eastAsia="Times New Roman" w:hAnsi="Times New Roman"/>
-          <w:sz w:val="24"/>
-          <w:szCs w:val="24"/>
-        </w:rPr>
-        <w:t xml:space="preserve">— Da’vo ariza ikki nusxada;</w:t>
-      </w:r>
-    </w:p>
-    <w:p>
-      <w:pPr>
-        <w:spacing w:after="80"/>
-        <w:jc w:val="left"/>
-      </w:pPr>
-      <w:r>
-        <w:rPr>
-          <w:rFonts w:ascii="Times New Roman" w:cs="Times New Roman" w:eastAsia="Times New Roman" w:hAnsi="Times New Roman"/>
-          <w:sz w:val="24"/>
-          <w:szCs w:val="24"/>
-        </w:rPr>
-        <w:t xml:space="preserve">— Sud buyruqlari;</w:t>
-      </w:r>
-    </w:p>
-    <w:p>
-      <w:pPr>
-        <w:spacing w:after="80"/>
-        <w:jc w:val="left"/>
-      </w:pPr>
-      <w:r>
-        <w:rPr>
-          <w:rFonts w:ascii="Times New Roman" w:cs="Times New Roman" w:eastAsia="Times New Roman" w:hAnsi="Times New Roman"/>
-          <w:sz w:val="24"/>
-          <w:szCs w:val="24"/>
-        </w:rPr>
-        <w:t xml:space="preserve">— Sud buyruqlari bo‘yicha ijro ishi qo‘zg‘atilganligi to‘g‘risida MIB qarori;</w:t>
-      </w:r>
-    </w:p>
-    <w:p>
-      <w:pPr>
-        <w:spacing w:after="80"/>
-        <w:jc w:val="left"/>
-      </w:pPr>
-      <w:r>
-        <w:rPr>
-          <w:rFonts w:ascii="Times New Roman" w:cs="Times New Roman" w:eastAsia="Times New Roman" w:hAnsi="Times New Roman"/>
-          <w:sz w:val="24"/>
-          <w:szCs w:val="24"/>
-        </w:rPr>
-        <w:t xml:space="preserve">— Nikoh tuzilganligi haqidagi guvohnoma asli;</w:t>
-      </w:r>
-    </w:p>
-    <w:p>
-      <w:pPr>
-        <w:spacing w:after="80"/>
-        <w:jc w:val="left"/>
-      </w:pPr>
-      <w:r>
-        <w:rPr>
-          <w:rFonts w:ascii="Times New Roman" w:cs="Times New Roman" w:eastAsia="Times New Roman" w:hAnsi="Times New Roman"/>
-          <w:sz w:val="24"/>
-          <w:szCs w:val="24"/>
-        </w:rPr>
-        <w:t xml:space="preserve">— Farzandlar tug‘ilganlik haqidagi guvohnoma nusxasi;</w:t>
-      </w:r>
-    </w:p>
-    <w:p>
-      <w:pPr>
-        <w:spacing w:after="80"/>
-        <w:jc w:val="left"/>
-      </w:pPr>
-      <w:r>
-        <w:rPr>
-          <w:rFonts w:ascii="Times New Roman" w:cs="Times New Roman" w:eastAsia="Times New Roman" w:hAnsi="Times New Roman"/>
-          <w:sz w:val="24"/>
-          <w:szCs w:val="24"/>
-        </w:rPr>
-        <w:t xml:space="preserve">— Davlat boji va pochta harajati to‘langanligi to‘g‘risidagi patta.</w:t>
-      </w:r>
-    </w:p>
-    <w:p>
-      <w:pPr>
-        <w:spacing w:after="80"/>
-        <w:jc w:val="left"/>
-      </w:pPr>
-      <w:r>
-        <w:rPr>
-          <w:rFonts w:ascii="Times New Roman" w:cs="Times New Roman" w:eastAsia="Times New Roman" w:hAnsi="Times New Roman"/>
-          <w:sz w:val="24"/>
-          <w:szCs w:val="24"/>
-        </w:rPr>
-        <w:t xml:space="preserve"/>
-      </w:r>
-    </w:p>
-    <w:p>
-      <w:pPr>
-        <w:spacing w:after="80"/>
-        <w:jc w:val="left"/>
-      </w:pPr>
-      <w:r>
-        <w:rPr>
-          <w:rFonts w:ascii="Times New Roman" w:cs="Times New Roman" w:eastAsia="Times New Roman" w:hAnsi="Times New Roman"/>
-          <w:sz w:val="24"/>
-          <w:szCs w:val="24"/>
-        </w:rPr>
-        <w:t xml:space="preserve"/>
-      </w:r>
-    </w:p>
-    <w:p>
-      <w:pPr>
-        <w:spacing w:after="80"/>
-        <w:jc w:val="center"/>
-      </w:pPr>
-      <w:r>
-        <w:rPr>
-          <w:rFonts w:ascii="Times New Roman" w:cs="Times New Roman" w:eastAsia="Times New Roman" w:hAnsi="Times New Roman"/>
-          <w:sz w:val="24"/>
-          <w:szCs w:val="24"/>
-        </w:rPr>
-        <w:t xml:space="preserve">────────────────────────────</w:t>
-      </w:r>
-    </w:p>
-    <w:p>
-      <w:pPr>
-        <w:spacing w:after="80"/>
-        <w:jc w:val="center"/>
-      </w:pPr>
-      <w:r>
-        <w:rPr>
-          <w:rFonts w:ascii="Times New Roman" w:cs="Times New Roman" w:eastAsia="Times New Roman" w:hAnsi="Times New Roman"/>
-          <w:sz w:val="24"/>
-          <w:szCs w:val="24"/>
-        </w:rPr>
-        <w:t xml:space="preserve">{{%qr_code}}</w:t>
-      </w:r>
-    </w:p>
-    <w:p>
-      <w:pPr>
-        <w:spacing w:after="80"/>
-        <w:jc w:val="center"/>
-      </w:pPr>
-      <w:r>
-        <w:rPr>
-          <w:rFonts w:ascii="Times New Roman" w:cs="Times New Roman" w:eastAsia="Times New Roman" w:hAnsi="Times New Roman"/>
-          <w:i/>
-          <w:iCs/>
-          <w:sz w:val="24"/>
-          <w:szCs w:val="24"/>
-        </w:rPr>
-        <w:t xml:space="preserve">Hujjatni yuklab olish uchun QR-kodni skanerlang</w:t>
+        <w:spacing w:after="0"/>
+        <w:jc w:val="left"/>
+      </w:pPr>
+      <w:r>
+        <w:rPr>
+          <w:rFonts w:ascii="Times New Roman" w:cs="Times New Roman" w:eastAsia="Times New Roman" w:hAnsi="Times New Roman"/>
+          <w:b/>
+          <w:bCs/>
+          <w:i/>
+          <w:iCs/>
+          <w:sz w:val="24"/>
+          <w:szCs w:val="24"/>
+        </w:rPr>
+        <w:t xml:space="preserve">Da’vo arizaga quyidagi hujjatlar ilova qilinishi lozim.</w:t>
+      </w:r>
+    </w:p>
+    <w:p>
+      <w:pPr>
+        <w:spacing w:after="0"/>
+        <w:jc w:val="left"/>
+      </w:pPr>
+      <w:r>
+        <w:rPr>
+          <w:rFonts w:ascii="Times New Roman" w:cs="Times New Roman" w:eastAsia="Times New Roman" w:hAnsi="Times New Roman"/>
+          <w:i/>
+          <w:iCs/>
+          <w:sz w:val="24"/>
+          <w:szCs w:val="24"/>
+        </w:rPr>
+        <w:t xml:space="preserve">-Da’vo ariza ikki nusxada;</w:t>
+      </w:r>
+    </w:p>
+    <w:p>
+      <w:pPr>
+        <w:spacing w:after="0"/>
+        <w:jc w:val="left"/>
+      </w:pPr>
+      <w:r>
+        <w:rPr>
+          <w:rFonts w:ascii="Times New Roman" w:cs="Times New Roman" w:eastAsia="Times New Roman" w:hAnsi="Times New Roman"/>
+          <w:i/>
+          <w:iCs/>
+          <w:sz w:val="24"/>
+          <w:szCs w:val="24"/>
+        </w:rPr>
+        <w:t xml:space="preserve">-Sud buyruqlari;</w:t>
+      </w:r>
+    </w:p>
+    <w:p>
+      <w:pPr>
+        <w:spacing w:after="0"/>
+        <w:jc w:val="left"/>
+      </w:pPr>
+      <w:r>
+        <w:rPr>
+          <w:rFonts w:ascii="Times New Roman" w:cs="Times New Roman" w:eastAsia="Times New Roman" w:hAnsi="Times New Roman"/>
+          <w:i/>
+          <w:iCs/>
+          <w:sz w:val="24"/>
+          <w:szCs w:val="24"/>
+        </w:rPr>
+        <w:t xml:space="preserve">-Sud buyruqlari bo‘yicha ijro ishi qo‘zg‘atilganligi to‘g‘risida MIB qarori;</w:t>
+      </w:r>
+    </w:p>
+    <w:p>
+      <w:pPr>
+        <w:spacing w:after="0"/>
+        <w:jc w:val="left"/>
+      </w:pPr>
+      <w:r>
+        <w:rPr>
+          <w:rFonts w:ascii="Times New Roman" w:cs="Times New Roman" w:eastAsia="Times New Roman" w:hAnsi="Times New Roman"/>
+          <w:i/>
+          <w:iCs/>
+          <w:sz w:val="24"/>
+          <w:szCs w:val="24"/>
+        </w:rPr>
+        <w:t xml:space="preserve">-Nikoh tuzilganligi haqidagi guvohnoma asli;</w:t>
+      </w:r>
+    </w:p>
+    <w:p>
+      <w:pPr>
+        <w:spacing w:after="0"/>
+        <w:jc w:val="left"/>
+      </w:pPr>
+      <w:r>
+        <w:rPr>
+          <w:rFonts w:ascii="Times New Roman" w:cs="Times New Roman" w:eastAsia="Times New Roman" w:hAnsi="Times New Roman"/>
+          <w:i/>
+          <w:iCs/>
+          <w:sz w:val="24"/>
+          <w:szCs w:val="24"/>
+        </w:rPr>
+        <w:t xml:space="preserve">-Farzandlar tug‘ilganlik haqidagi guvohnoma nusxasi;</w:t>
+      </w:r>
+    </w:p>
+    <w:p>
+      <w:pPr>
+        <w:spacing w:after="80"/>
+        <w:jc w:val="left"/>
+      </w:pPr>
+      <w:r>
+        <w:rPr>
+          <w:rFonts w:ascii="Times New Roman" w:cs="Times New Roman" w:eastAsia="Times New Roman" w:hAnsi="Times New Roman"/>
+          <w:i/>
+          <w:iCs/>
+          <w:sz w:val="24"/>
+          <w:szCs w:val="24"/>
+        </w:rPr>
+        <w:t xml:space="preserve">-Davlat boji va pochta harajati to‘langanligi to‘g‘risidagi patta.</w:t>
       </w:r>
     </w:p>
     <w:sectPr>
       <w:pgSz w:w="11906" w:h="16838" w:orient="portrait"/>
-      <w:pgMar w:top="1440" w:right="1440" w:bottom="1440" w:left="1440" w:header="708" w:footer="708" w:gutter="0"/>
+      <w:pgMar w:top="1440" w:right="1100" w:bottom="1440" w:left="1100" w:header="708" w:footer="708" w:gutter="0"/>
       <w:pgNumType/>
       <w:docGrid w:linePitch="360"/>
     </w:sectPr>

--- a/templates/davo-ariza-aliment-kamaytirish.uz_latin.docx
+++ b/templates/davo-ariza-aliment-kamaytirish.uz_latin.docx
@@ -61,6 +61,7 @@
           <w:tab w:val="left" w:pos="5400"/>
         </w:tabs>
         <w:spacing w:after="0"/>
+        <w:ind w:left="5400" w:hanging="5400"/>
         <w:jc w:val="left"/>
       </w:pPr>
       <w:r>
@@ -74,7 +75,7 @@
           <w:sz w:val="24"/>
           <w:szCs w:val="24"/>
         </w:rPr>
-        <w:t xml:space="preserve">Da’vogar:</w:t>
+        <w:t xml:space="preserve">Arizachi:</w:t>
       </w:r>
       <w:r>
         <w:tab/>
@@ -154,6 +155,7 @@
           <w:tab w:val="left" w:pos="5400"/>
         </w:tabs>
         <w:spacing w:after="0"/>
+        <w:ind w:left="5400" w:hanging="5400"/>
         <w:jc w:val="left"/>
       </w:pPr>
       <w:r>
@@ -358,7 +360,7 @@
           <w:sz w:val="24"/>
           <w:szCs w:val="24"/>
         </w:rPr>
-        <w:t xml:space="preserve">Da’vogar:</w:t>
+        <w:t xml:space="preserve">Arizachi:</w:t>
       </w:r>
       <w:r>
         <w:rPr>
